--- a/camara/EHI_el_tiempo_que_no_pasa.docx
+++ b/camara/EHI_el_tiempo_que_no_pasa.docx
@@ -710,6 +710,23 @@
           <w:sz w:val="24"/>
           <w:szCs w:val="24"/>
         </w:rPr>
+        <w:t xml:space="preserve">Esta densidad no se mide igual en todas partes. Hay un proverbio senegalés que dice que las personas blancas tienen muchos relojes, pero poco tiempo —una manera precisa de señalar que la abundancia de instrumentos para medir el tiempo no garantiza vivirlo con densidad, y puede incluso indicar lo contrario—. Los maoríes describen el futuro como algo hacia lo que caminamos de espaldas, mirando el pasado que se aleja: no porque el futuro no exista, sino porque nadie ha estado nunca allí para poder mirarlo de frente. Ninguna de las dos culturas necesitó la neurociencia para llegar a esta misma conclusión: que el tiempo no es una magnitud universal que todos gastamos igual, sino algo que cada sistema —biológico o cultural— organiza a su manera.</w:t>
+      </w:r>
+    </w:p>
+    <w:p>
+      <w:pPr>
+        <w:spacing w:after="200" w:before="0" w:line="340"/>
+      </w:pPr>
+      <w:r>
+        <w:rPr>
+          <w:rFonts w:ascii="Garamond" w:cs="Garamond" w:eastAsia="Garamond" w:hAnsi="Garamond"/>
+          <w:b w:val="false"/>
+          <w:bCs w:val="false"/>
+          <w:i w:val="false"/>
+          <w:iCs w:val="false"/>
+          <w:sz w:val="24"/>
+          <w:szCs w:val="24"/>
+        </w:rPr>
         <w:t xml:space="preserve">El tiempo no pasa. Se integra. Y con alguien que resuena contigo, se integra más por minuto.</w:t>
       </w:r>
     </w:p>
@@ -1143,24 +1160,24 @@
           <w:b/>
           <w:bCs/>
         </w:rPr>
-        <w:t xml:space="preserve">Lecturas: dos paradojas del tiempo</w:t>
-      </w:r>
-    </w:p>
-    <w:p>
-      <w:pPr>
-        <w:spacing w:after="200" w:before="0" w:line="340"/>
-      </w:pPr>
-      <w:r>
-        <w:rPr>
-          <w:rFonts w:ascii="Garamond" w:cs="Garamond" w:eastAsia="Garamond" w:hAnsi="Garamond"/>
-          <w:b w:val="false"/>
-          <w:bCs w:val="false"/>
-          <w:i w:val="false"/>
-          <w:iCs w:val="false"/>
-          <w:sz w:val="24"/>
-          <w:szCs w:val="24"/>
-        </w:rPr>
-        <w:t xml:space="preserve">Dos relatos ajenos, sometidos a la misma pregunta que el resto de este libro: qué le pasa al horizonte interior cuando alguien negocia con el tiempo, ya sea cruzándolo hacia atrás, ya sea dejándolo pasar de un cuerpo a otro.</w:t>
+        <w:t>Lecturas: tres paradojas del tiempo</w:t>
+      </w:r>
+    </w:p>
+    <w:p>
+      <w:pPr>
+        <w:spacing w:after="200" w:before="0" w:line="340"/>
+      </w:pPr>
+      <w:r>
+        <w:rPr>
+          <w:rFonts w:ascii="Garamond" w:cs="Garamond" w:eastAsia="Garamond" w:hAnsi="Garamond"/>
+          <w:b w:val="false"/>
+          <w:bCs w:val="false"/>
+          <w:i w:val="false"/>
+          <w:iCs w:val="false"/>
+          <w:sz w:val="24"/>
+          <w:szCs w:val="24"/>
+        </w:rPr>
+        <w:t>Tres relatos ajenos, sometidos a la misma pregunta que el resto de este libro: qué le pasa al horizonte interior cuando alguien negocia con el tiempo, ya sea cruzándolo hacia atrás, ya sea aterrizando en un cuerpo que no es el suyo, ya sea dejándolo pasar de un cuerpo a otro.</w:t>
       </w:r>
     </w:p>
     <w:p>
@@ -1208,6 +1225,23 @@
           <w:sz w:val="24"/>
           <w:szCs w:val="24"/>
         </w:rPr>
+        <w:t xml:space="preserve">Hay, además, una segunda razón —distinta de la entropía— por la que ni siquiera un universo perfectamente determinista te devuelve el pasado ni te garantiza el futuro. A comienzos del siglo XX, Henri Poincaré descubrió que el problema de tres cuerpos —predecir el movimiento de tres objetos que se atraen entre sí por gravedad, nada más complicado que eso— no tiene solución exacta de largo plazo: diferencias microscópicas en las condiciones iniciales, demasiado pequeñas para medirlas nunca del todo, se amplifican sin límite hasta volver el sistema, en la práctica, impredecible. Las leyes seguían siendo exactas. Lo que dejaba de ser accesible era el futuro que esas leyes gobernaban.</w:t>
+      </w:r>
+    </w:p>
+    <w:p>
+      <w:pPr>
+        <w:spacing w:after="200" w:before="0" w:line="340"/>
+      </w:pPr>
+      <w:r>
+        <w:rPr>
+          <w:rFonts w:ascii="Garamond" w:cs="Garamond" w:eastAsia="Garamond" w:hAnsi="Garamond"/>
+          <w:b w:val="false"/>
+          <w:bCs w:val="false"/>
+          <w:i w:val="false"/>
+          <w:iCs w:val="false"/>
+          <w:sz w:val="24"/>
+          <w:szCs w:val="24"/>
+        </w:rPr>
         <w:t xml:space="preserve">El Viajero de Wells nunca le pide nada a esa frontera. Su máquina solo avanza: primero hasta el año 802.701, donde encuentra a los Eloi y a los Morlocks, y después mucho más lejos, hasta una playa bajo un sol rojo e hinchado, cerca del final absoluto, donde lo único que se mueve son criaturas parecidas a cangrejos sobre una arena casi inmóvil. Es la escena más pura de muerte térmica jamás escrita: un sistema que ha agotado su capacidad de generar diferencia. Un horizonte se define por lo que puede seguir absorbiendo, y en la playa final ya no hay nada que absorber: el horizonte del Viajero no muere, pero por primera vez en el relato deja de tener trabajo que hacer.</w:t>
       </w:r>
     </w:p>
@@ -1273,6 +1307,88 @@
           <w:b/>
           <w:bCs/>
         </w:rPr>
+        <w:t xml:space="preserve">Todos nuestros presentes equivocados — el horizonte injertado</w:t>
+      </w:r>
+    </w:p>
+    <w:p>
+      <w:pPr>
+        <w:spacing w:after="200" w:before="0" w:line="340"/>
+      </w:pPr>
+      <w:r>
+        <w:rPr>
+          <w:rFonts w:ascii="Garamond" w:cs="Garamond" w:eastAsia="Garamond" w:hAnsi="Garamond"/>
+          <w:b w:val="false"/>
+          <w:bCs w:val="false"/>
+          <w:i w:val="false"/>
+          <w:iCs w:val="false"/>
+          <w:sz w:val="24"/>
+          <w:szCs w:val="24"/>
+        </w:rPr>
+        <w:t xml:space="preserve">Elan Mastai imagina, en Todos nuestros presentes equivocados, una tercera manera de estropear un viaje al pasado, distinta de las dos que ya hemos visto. Tom Barren vive en 2016, pero no en el nuestro: en una utopía tecnológica que arrancó en 1965, el día en que un físico llamado Lionel Goettreider hizo funcionar un reactor de energía limpia e ilimitada. Setenta años después, la humanidad vuela en coches y ha curado el cáncer. El padre de Tom, obsesionado con demostrar que el tiempo también puede recorrerse, construye una máquina y envía a su hijo a presenciar en directo el instante fundacional: el amanecer del 11 de julio de 1965, el segundo exacto en que el reactor se enciende por primera vez.</w:t>
+      </w:r>
+    </w:p>
+    <w:p>
+      <w:pPr>
+        <w:spacing w:after="200" w:before="0" w:line="340"/>
+      </w:pPr>
+      <w:r>
+        <w:rPr>
+          <w:rFonts w:ascii="Garamond" w:cs="Garamond" w:eastAsia="Garamond" w:hAnsi="Garamond"/>
+          <w:b w:val="false"/>
+          <w:bCs w:val="false"/>
+          <w:i w:val="false"/>
+          <w:iCs w:val="false"/>
+          <w:sz w:val="24"/>
+          <w:szCs w:val="24"/>
+        </w:rPr>
+        <w:t xml:space="preserve">Tom llega, y por un accidente estúpido —tropieza, distrae al físico en el momento decisivo— el reactor nunca se enciende como debía. Vuelve a subir a la máquina y regresa a un 2016 irreconocible: el nuestro, el de los combustibles fósiles y el cáncer sin cura, un mundo que para él es, literalmente, la versión rota de la historia.</w:t>
+      </w:r>
+    </w:p>
+    <w:p>
+      <w:pPr>
+        <w:spacing w:after="200" w:before="0" w:line="340"/>
+      </w:pPr>
+      <w:r>
+        <w:rPr>
+          <w:rFonts w:ascii="Garamond" w:cs="Garamond" w:eastAsia="Garamond" w:hAnsi="Garamond"/>
+          <w:b w:val="false"/>
+          <w:bCs w:val="false"/>
+          <w:i w:val="false"/>
+          <w:iCs w:val="false"/>
+          <w:sz w:val="24"/>
+          <w:szCs w:val="24"/>
+        </w:rPr>
+        <w:t xml:space="preserve">Lo interesante para este libro no es la física del salto —la novela apenas se detiene en ella— sino lo que le ocurre al horizonte de Tom al aterrizar. No encuentra un mundo vacío esperándolo: encuentra un cuerpo. En esta línea temporal existe otro él, John, con una vida entera ya vivida —una madre que en la utopía había muerto joven y aquí sigue viva, una hermana brillante en vez de resentida, una novia que Tom nunca conoció—. Tom no llega como un fork limpio, dos horizontes separándose desde un punto común, como le pasaba a Stark en Vengadores. Llega como un injerto: un horizonte completo, con setenta años de recuerdos de una historia que ya no existe, cargado encima de una interfaz —un cuerpo, una familia, una biografía entera— que pertenece a otro. Los dos no comparten origen: comparten, contra toda lógica, el mismo cuerpo.</w:t>
+      </w:r>
+    </w:p>
+    <w:p>
+      <w:pPr>
+        <w:spacing w:after="200" w:before="0" w:line="340"/>
+      </w:pPr>
+      <w:r>
+        <w:rPr>
+          <w:rFonts w:ascii="Garamond" w:cs="Garamond" w:eastAsia="Garamond" w:hAnsi="Garamond"/>
+          <w:b w:val="false"/>
+          <w:bCs w:val="false"/>
+          <w:i w:val="false"/>
+          <w:iCs w:val="false"/>
+          <w:sz w:val="24"/>
+          <w:szCs w:val="24"/>
+        </w:rPr>
+        <w:t xml:space="preserve">La novela no le concede a Tom el consuelo de una rama nueva y separada, como a Stark. Le niega incluso el consuelo de un cuerpo propio. Lo obliga a preguntarse, capítulo tras capítulo, si es Tom llevando la vida de John o si ya se ha convertido, sin darse cuenta, en John con los recuerdos de otro. La respuesta que da el libro es menos una solución física que una advertencia: quizás no hay ninguna diferencia entre habitar plenamente un horizonte ajeno y ser, sencillamente, otra persona.</w:t>
+      </w:r>
+    </w:p>
+    <w:p>
+      <w:pPr>
+        <w:pStyle w:val="Heading3"/>
+        <w:spacing w:after="240" w:before="320"/>
+      </w:pPr>
+      <w:r>
+        <w:rPr>
+          <w:rFonts w:ascii="Garamond" w:cs="Garamond" w:eastAsia="Garamond" w:hAnsi="Garamond"/>
+          <w:b/>
+          <w:bCs/>
+        </w:rPr>
         <w:t xml:space="preserve">Historia de un relevo</w:t>
       </w:r>
     </w:p>
@@ -1556,6 +1672,23 @@
           <w:sz w:val="24"/>
           <w:szCs w:val="24"/>
         </w:rPr>
+        <w:t xml:space="preserve">Caos determinista. Lo que ocurre cuando un sistema obedece leyes exactas y aun así se vuelve impredecible, porque nadie puede medir sus condiciones iniciales con precisión infinita.</w:t>
+      </w:r>
+    </w:p>
+    <w:p>
+      <w:pPr>
+        <w:spacing w:after="200" w:before="0" w:line="340"/>
+      </w:pPr>
+      <w:r>
+        <w:rPr>
+          <w:rFonts w:ascii="Garamond" w:cs="Garamond" w:eastAsia="Garamond" w:hAnsi="Garamond"/>
+          <w:b w:val="false"/>
+          <w:bCs w:val="false"/>
+          <w:i w:val="false"/>
+          <w:iCs w:val="false"/>
+          <w:sz w:val="24"/>
+          <w:szCs w:val="24"/>
+        </w:rPr>
         <w:t xml:space="preserve">Evaporación de agujeros negros. El proceso por el que un horizonte pierde masa y desaparece, sin llevarse consigo la información que contuvo.</w:t>
       </w:r>
     </w:p>
@@ -1642,6 +1775,23 @@
           <w:szCs w:val="24"/>
         </w:rPr>
         <w:t xml:space="preserve">Entrelazamiento (ER=EPR). El puente que conecta dos horizontes que se tocaron una vez, aunque la distancia entre ellos, después, se mida en años.</w:t>
+      </w:r>
+    </w:p>
+    <w:p>
+      <w:pPr>
+        <w:spacing w:after="200" w:before="0" w:line="340"/>
+      </w:pPr>
+      <w:r>
+        <w:rPr>
+          <w:rFonts w:ascii="Garamond" w:cs="Garamond" w:eastAsia="Garamond" w:hAnsi="Garamond"/>
+          <w:b w:val="false"/>
+          <w:bCs w:val="false"/>
+          <w:i w:val="false"/>
+          <w:iCs w:val="false"/>
+          <w:sz w:val="24"/>
+          <w:szCs w:val="24"/>
+        </w:rPr>
+        <w:t xml:space="preserve">Prueba del reloj. Pedirle a alguien que dibuje una esfera con una hora concreta; el trazo que resulta es, con una fidelidad incómoda, un mapa de cuánto horizonte le queda a quien lo dibuja.</w:t>
       </w:r>
     </w:p>
     <w:p>
@@ -1689,24 +1839,24 @@
           <w:sz w:val="24"/>
           <w:szCs w:val="24"/>
         </w:rPr>
-        <w:t xml:space="preserve">Lo que no sabemos: si el tiempo del vínculo es objetivamente más denso o solo subjetivamente; si la Past Hypothesis de Penrose sobre la entropía inicial del universo admite una explicación ulterior o es un dato bruto; si algún mecanismo impide de forma general que una curva temporal cerrada llegue a formarse.</w:t>
-      </w:r>
-    </w:p>
-    <w:p>
-      <w:pPr>
-        <w:spacing w:after="200" w:before="0" w:line="340"/>
-      </w:pPr>
-      <w:r>
-        <w:rPr>
-          <w:rFonts w:ascii="Garamond" w:cs="Garamond" w:eastAsia="Garamond" w:hAnsi="Garamond"/>
-          <w:b w:val="false"/>
-          <w:bCs w:val="false"/>
-          <w:i w:val="false"/>
-          <w:iCs w:val="false"/>
-          <w:sz w:val="24"/>
-          <w:szCs w:val="24"/>
-        </w:rPr>
-        <w:t xml:space="preserve">Lecturas: Eagleman, D. (2009), sobre percepción subjetiva del tiempo; Hasson, U. et al. (2012), brain-to-brain coupling; Csikszentmihalyi, M. (1990), Flow; Roenneberg, T. (2012), sobre desfase social; H.G. Wells, La Máquina del Tiempo (1895); Kip Thorne, Black Holes and Time Warps; S. Hawking (1992), sobre protección cronológica; I. Novikov, M. Friedman, F. Echeverria et al. (1990), sobre el principio de autoconsistencia; Roger Penrose, sobre la Past Hypothesis; Marvel Studios, Avengers: Endgame (2019).</w:t>
+        <w:t>Lo que no sabemos: si el tiempo del vínculo es objetivamente más denso o solo subjetivamente; si la Past Hypothesis de Penrose sobre la entropía inicial del universo admite una explicación ulterior o es un dato bruto; si algún mecanismo impide de forma general que una curva temporal cerrada llegue a formarse; si el caos determinista del problema de los tres cuerpos es, como la condición de frontera, otra cara de la misma limitación epistémica, o una fuente de impredecibilidad genuinamente distinta.</w:t>
+      </w:r>
+    </w:p>
+    <w:p>
+      <w:pPr>
+        <w:spacing w:after="200" w:before="0" w:line="340"/>
+      </w:pPr>
+      <w:r>
+        <w:rPr>
+          <w:rFonts w:ascii="Garamond" w:cs="Garamond" w:eastAsia="Garamond" w:hAnsi="Garamond"/>
+          <w:b w:val="false"/>
+          <w:bCs w:val="false"/>
+          <w:i w:val="false"/>
+          <w:iCs w:val="false"/>
+          <w:sz w:val="24"/>
+          <w:szCs w:val="24"/>
+        </w:rPr>
+        <w:t>Lecturas: Eagleman, D. (2009), sobre percepción subjetiva del tiempo; Hasson, U. et al. (2012), brain-to-brain coupling; Csikszentmihalyi, M. (1990), Flow; Roenneberg, T. (2012), sobre desfase social; H.G. Wells, La Máquina del Tiempo (1895); Kip Thorne, Black Holes and Time Warps; S. Hawking (1992), sobre protección cronológica; I. Novikov, M. Friedman, F. Echeverria et al. (1990), sobre el principio de autoconsistencia; Roger Penrose, sobre la Past Hypothesis; H. Poincaré (1890), sobre el problema de los tres cuerpos y el origen del caos determinista; Marvel Studios, Avengers: Endgame (2019); Elan Mastai (2017), Todos nuestros presentes equivocados (All Our Wrong Todays).</w:t>
       </w:r>
     </w:p>
   </w:body>

--- a/camara/EHI_el_tiempo_que_no_pasa.docx
+++ b/camara/EHI_el_tiempo_que_no_pasa.docx
@@ -1160,24 +1160,24 @@
           <w:b/>
           <w:bCs/>
         </w:rPr>
-        <w:t>Lecturas: tres paradojas del tiempo</w:t>
-      </w:r>
-    </w:p>
-    <w:p>
-      <w:pPr>
-        <w:spacing w:after="200" w:before="0" w:line="340"/>
-      </w:pPr>
-      <w:r>
-        <w:rPr>
-          <w:rFonts w:ascii="Garamond" w:cs="Garamond" w:eastAsia="Garamond" w:hAnsi="Garamond"/>
-          <w:b w:val="false"/>
-          <w:bCs w:val="false"/>
-          <w:i w:val="false"/>
-          <w:iCs w:val="false"/>
-          <w:sz w:val="24"/>
-          <w:szCs w:val="24"/>
-        </w:rPr>
-        <w:t>Tres relatos ajenos, sometidos a la misma pregunta que el resto de este libro: qué le pasa al horizonte interior cuando alguien negocia con el tiempo, ya sea cruzándolo hacia atrás, ya sea aterrizando en un cuerpo que no es el suyo, ya sea dejándolo pasar de un cuerpo a otro.</w:t>
+        <w:t>Lecturas: cinco paradojas del tiempo</w:t>
+      </w:r>
+    </w:p>
+    <w:p>
+      <w:pPr>
+        <w:spacing w:after="200" w:before="0" w:line="340"/>
+      </w:pPr>
+      <w:r>
+        <w:rPr>
+          <w:rFonts w:ascii="Garamond" w:cs="Garamond" w:eastAsia="Garamond" w:hAnsi="Garamond"/>
+          <w:b w:val="false"/>
+          <w:bCs w:val="false"/>
+          <w:i w:val="false"/>
+          <w:iCs w:val="false"/>
+          <w:sz w:val="24"/>
+          <w:szCs w:val="24"/>
+        </w:rPr>
+        <w:t>Cinco relatos ajenos, sometidos a la misma pregunta que el resto de este libro: qué le pasa al horizonte interior cuando alguien negocia con el tiempo, ya sea cruzándolo hacia atrás, ya sea aterrizando en un cuerpo que no es el suyo, ya sea perdiendo el orden en que le ocurre, ya sea creyendo que puede editar el de los demás sin pagar nada a cambio, ya sea dejándolo pasar de un cuerpo a otro.</w:t>
       </w:r>
     </w:p>
     <w:p>
@@ -1259,6 +1259,23 @@
           <w:sz w:val="24"/>
           <w:szCs w:val="24"/>
         </w:rPr>
+        <w:t xml:space="preserve">Wells no fue, en realidad, el primero. Ocho años antes, en 1887, el ingeniero español Enrique Gaspar publicó El Anacronópete, la primera máquina del tiempo de la historia de la ficción —una nave blindada, propulsada por un «fluido retrógrado», que un inventor llamado Sindulfo García usa para llevar a un grupo de compatriotas de vuelta a la Granada de los Reyes Católicos—. La novela nunca se plantea la pregunta que a este capítulo le importa: sus personajes cruzan siglos sin que el relato repare ni una sola vez en que podrían volver siendo otros. Fue, sin saberlo, el primer texto en tropezar con el problema antes incluso de que existiera el problema.</w:t>
+      </w:r>
+    </w:p>
+    <w:p>
+      <w:pPr>
+        <w:spacing w:after="200" w:before="0" w:line="340"/>
+      </w:pPr>
+      <w:r>
+        <w:rPr>
+          <w:rFonts w:ascii="Garamond" w:cs="Garamond" w:eastAsia="Garamond" w:hAnsi="Garamond"/>
+          <w:b w:val="false"/>
+          <w:bCs w:val="false"/>
+          <w:i w:val="false"/>
+          <w:iCs w:val="false"/>
+          <w:sz w:val="24"/>
+          <w:szCs w:val="24"/>
+        </w:rPr>
         <w:t xml:space="preserve">Un agujero de gusano transitable solo se convierte en máquina del tiempo si desincronizas sus dos bocas, y Kip Thorne encontró algo revelador: nunca puedes llegar a un momento anterior a la construcción del propio agujero. El bucle cerrado solo existe desde el instante en que lo fabricas, nunca antes. Hawking propuso, además, la conjetura de protección cronológica: cerca del momento en que el bucle estaría a punto de cerrarse, las fluctuaciones cuánticas del vacío se retroalimentan y divergen, exactamente como un micrófono que se acerca demasiado a su propio altavoz. No hace falta un guardián: basta con que la física dinamite las condiciones que permitirían el cierre. Novikov había planteado antes una respuesta distinta: si un bucle llega a formarse, la física no lo prohíbe, siempre que el resultado sea autoconsistente —nunca una versión de los hechos que se contradiga a sí misma—. Y sin embargo, para quien lo cruzara, el horizonte interior no se rompería en ningún momento del trayecto: sería un único hilo continuo de percepción que entra por un extremo y sale por el otro, sin bifurcación ni duplicado.</w:t>
       </w:r>
     </w:p>
@@ -1389,6 +1406,153 @@
           <w:b/>
           <w:bCs/>
         </w:rPr>
+        <w:t xml:space="preserve">Matadero Cinco — el horizonte que ve todo su tiempo a la vez</w:t>
+      </w:r>
+    </w:p>
+    <w:p>
+      <w:pPr>
+        <w:spacing w:after="200" w:before="0" w:line="340"/>
+      </w:pPr>
+      <w:r>
+        <w:rPr>
+          <w:rFonts w:ascii="Garamond" w:cs="Garamond" w:eastAsia="Garamond" w:hAnsi="Garamond"/>
+          <w:b w:val="false"/>
+          <w:bCs w:val="false"/>
+          <w:i w:val="false"/>
+          <w:iCs w:val="false"/>
+          <w:sz w:val="24"/>
+          <w:szCs w:val="24"/>
+        </w:rPr>
+        <w:t xml:space="preserve">Kurt Vonnegut plantea, en Matadero Cinco, el caso más extremo de todos los que aparecen en este capítulo: no un horizonte que viaja por el tiempo, sino un horizonte al que el tiempo deja de ocurrirle en orden. Billy Pilgrim, óptico de profesión y superviviente del bombardeo de Dresde, «se ha desprendido del tiempo»: salta sin aviso ni control entre su infancia, su boda, la guerra, su vejez y su propia muerte —que conoce de antemano, porque ya la ha visitado—, sin que ningún salto sea un viaje en el sentido de las demás lecturas de este capítulo. No hay máquina. No hay bucle que cerrar ni frontera que ceder. Solo un horizonte que ha perdido la secuencia.</w:t>
+      </w:r>
+    </w:p>
+    <w:p>
+      <w:pPr>
+        <w:spacing w:after="200" w:before="0" w:line="340"/>
+      </w:pPr>
+      <w:r>
+        <w:rPr>
+          <w:rFonts w:ascii="Garamond" w:cs="Garamond" w:eastAsia="Garamond" w:hAnsi="Garamond"/>
+          <w:b w:val="false"/>
+          <w:bCs w:val="false"/>
+          <w:i w:val="false"/>
+          <w:iCs w:val="false"/>
+          <w:sz w:val="24"/>
+          <w:szCs w:val="24"/>
+        </w:rPr>
+        <w:t xml:space="preserve">Los tralfamadorianos, la especie alienígena que según Billy lo secuestra y le explica su propia condición, perciben las cuatro dimensiones a la vez: para ellos un ser humano no es una serie de instantes que ocurren uno tras otro, sino una criatura larga como una lombriz, con pies de bebé en un extremo y pies de anciano en el otro, entera y presente de golpe. La muerte, para ellos, no es un final: es solo un momento malo entre muchos otros, la mayoría buenos, y el momento sigue existiendo, intacto, en su lugar de la lombriz, aunque el observador humano ya no pueda visitarlo desde ningún otro punto de la secuencia. De ahí la frase que Vonnegut repite, sin ironía, cada vez que alguien muere en la novela: so it goes. Así son las cosas.</w:t>
+      </w:r>
+    </w:p>
+    <w:p>
+      <w:pPr>
+        <w:spacing w:after="200" w:before="0" w:line="340"/>
+      </w:pPr>
+      <w:r>
+        <w:rPr>
+          <w:rFonts w:ascii="Garamond" w:cs="Garamond" w:eastAsia="Garamond" w:hAnsi="Garamond"/>
+          <w:b w:val="false"/>
+          <w:bCs w:val="false"/>
+          <w:i w:val="false"/>
+          <w:iCs w:val="false"/>
+          <w:sz w:val="24"/>
+          <w:szCs w:val="24"/>
+        </w:rPr>
+        <w:t xml:space="preserve">Este libro ha defendido, desde el principio, que el tiempo no es un parámetro externo, sino una consecuencia de cómo un horizonte integra: la tasa de integración determina la densidad subjetiva. Los tralfamadorianos, y Billy a través de ellos, describen algo que ese modelo no había tenido que considerar: un horizonte que integrara toda su historia de una sola vez, sin secuencia, no tendría tiempo en absoluto en el sentido que este libro le ha dado —tendría, en cambio, una especie de geografía. Y si eso fuera cierto, el libre albedrío no sería más que el precio que paga un horizonte por solo poder mirar su propia lombriz un centímetro cada vez.</w:t>
+      </w:r>
+    </w:p>
+    <w:p>
+      <w:pPr>
+        <w:spacing w:after="200" w:before="0" w:line="340"/>
+      </w:pPr>
+      <w:r>
+        <w:rPr>
+          <w:rFonts w:ascii="Garamond" w:cs="Garamond" w:eastAsia="Garamond" w:hAnsi="Garamond"/>
+          <w:b w:val="false"/>
+          <w:bCs w:val="false"/>
+          <w:i w:val="false"/>
+          <w:iCs w:val="false"/>
+          <w:sz w:val="24"/>
+          <w:szCs w:val="24"/>
+        </w:rPr>
+        <w:t xml:space="preserve">Billy no elige aceptar el fatalismo tralfamadoriano: simplemente descubre que ya vivía dentro de él, cada vez que un capítulo de la novela salta sin avisar de Dresde a su consulta de óptica y de vuelta. Vonnegut, que sobrevivió de verdad al bombardeo que le pasa a Billy, no ofrece consuelo ni fuga: ofrece una manera de nombrar el hecho de que ciertos instantes, una vez ocurridos, ya no se pueden deshacer, y que la única libertad disponible es la de decidir en qué orden, y con qué atención, se los vuelve a visitar.</w:t>
+      </w:r>
+    </w:p>
+    <w:p>
+      <w:pPr>
+        <w:pStyle w:val="Heading3"/>
+        <w:spacing w:after="240" w:before="320"/>
+      </w:pPr>
+      <w:r>
+        <w:rPr>
+          <w:rFonts w:ascii="Garamond" w:cs="Garamond" w:eastAsia="Garamond" w:hAnsi="Garamond"/>
+          <w:b/>
+          <w:bCs/>
+        </w:rPr>
+        <w:t xml:space="preserve">El fin de la eternidad — el horizonte que se cree fuera del tiempo</w:t>
+      </w:r>
+    </w:p>
+    <w:p>
+      <w:pPr>
+        <w:spacing w:after="200" w:before="0" w:line="340"/>
+      </w:pPr>
+      <w:r>
+        <w:rPr>
+          <w:rFonts w:ascii="Garamond" w:cs="Garamond" w:eastAsia="Garamond" w:hAnsi="Garamond"/>
+          <w:b w:val="false"/>
+          <w:bCs w:val="false"/>
+          <w:i w:val="false"/>
+          <w:iCs w:val="false"/>
+          <w:sz w:val="24"/>
+          <w:szCs w:val="24"/>
+        </w:rPr>
+        <w:t xml:space="preserve">Isaac Asimov imagina, en El fin de la eternidad, la fantasía opuesta a la de Vonnegut: en vez de un horizonte que pierde el control sobre el orden de su propio tiempo, una organización entera —la Eternidad— que cree haberlo ganado sobre el tiempo de todos los demás. Sus Técnicos, como Andrew Harlan, viven fuera de los siglos, en un corredor que llaman «la Eternidad», desde donde bajan a un siglo concreto para introducir un Cambio de Realidad: la intervención mínima calculada —un objeto movido, una frase dicha un segundo antes— que basta para reescribir, sin que nadie dentro del siglo lo perciba jamás, todo lo que vendría después.</w:t>
+      </w:r>
+    </w:p>
+    <w:p>
+      <w:pPr>
+        <w:spacing w:after="200" w:before="0" w:line="340"/>
+      </w:pPr>
+      <w:r>
+        <w:rPr>
+          <w:rFonts w:ascii="Garamond" w:cs="Garamond" w:eastAsia="Garamond" w:hAnsi="Garamond"/>
+          <w:b w:val="false"/>
+          <w:bCs w:val="false"/>
+          <w:i w:val="false"/>
+          <w:iCs w:val="false"/>
+          <w:sz w:val="24"/>
+          <w:szCs w:val="24"/>
+        </w:rPr>
+        <w:t xml:space="preserve">La Eternidad no niega la condición de frontera de la que habla el resto de este capítulo: la explota. Cada Cambio no viola ninguna ley física; simplemente elige, entre las historias que la física permitía por igual, la que menos sufrimiento produce. El problema, que la novela tarda trescientas páginas en revelar, no es técnico. Es que un horizonte no puede editar el tiempo de otros sin dejar de habitar el suyo: los Técnicos, protegidos de cada guerra, cada hambruna, cada catástrofe que ellos mismos han evitado antes de que ocurriera, terminan viviendo en una versión de la historia humana sin apenas fricción —y, con ella, sin apenas motivo para arriesgarse a nada—. Cuando Harlan descubre por fin qué siglos existirían si la Eternidad jamás se hubiera fundado, encuentra una civilización que sí sufrió sus guerras y sus fracasos nucleares, y que por eso mismo llegó a las estrellas. La seguridad que la Eternidad fue construida para ofrecer resultó ser, medida a la escala de toda una especie, la misma clausura que este libro ha descrito antes en el dolor crónico: un horizonte protegido de toda novedad deja de generar la que necesita para seguir teniendo, de verdad, un futuro.</w:t>
+      </w:r>
+    </w:p>
+    <w:p>
+      <w:pPr>
+        <w:spacing w:after="200" w:before="0" w:line="340"/>
+      </w:pPr>
+      <w:r>
+        <w:rPr>
+          <w:rFonts w:ascii="Garamond" w:cs="Garamond" w:eastAsia="Garamond" w:hAnsi="Garamond"/>
+          <w:b w:val="false"/>
+          <w:bCs w:val="false"/>
+          <w:i w:val="false"/>
+          <w:iCs w:val="false"/>
+          <w:sz w:val="24"/>
+          <w:szCs w:val="24"/>
+        </w:rPr>
+        <w:t xml:space="preserve">Al final, Noÿs —la mujer de la que Harlan se enamora, que resulta venir de una historia sin Eternidad— lo convence de destruir la organización antes de que llegue a fundarse: no para salvar el futuro que ambos comparten, sino para devolverle a la especie entera el riesgo que la Eternidad le había estado robando, siglo a siglo, sin que nadie lo hubiera votado nunca. Es la paradoja más incómoda que ofrece este capítulo: el horizonte que cree haberse puesto a salvo del tiempo, protegiendo el suyo y el de todos los demás de cualquier daño, puede terminar siendo el único responsable de que ese tiempo, ya sin nada que temer, deje también de tener nada que ganar.</w:t>
+      </w:r>
+    </w:p>
+    <w:p>
+      <w:pPr>
+        <w:pStyle w:val="Heading3"/>
+        <w:spacing w:after="240" w:before="320"/>
+      </w:pPr>
+      <w:r>
+        <w:rPr>
+          <w:rFonts w:ascii="Garamond" w:cs="Garamond" w:eastAsia="Garamond" w:hAnsi="Garamond"/>
+          <w:b/>
+          <w:bCs/>
+        </w:rPr>
         <w:t xml:space="preserve">Historia de un relevo</w:t>
       </w:r>
     </w:p>
@@ -1556,6 +1720,23 @@
           <w:sz w:val="24"/>
           <w:szCs w:val="24"/>
         </w:rPr>
+        <w:t xml:space="preserve">Hay incluso libros que se lo explican mejor a los niños que a los adultos: uno, con dibujos, enseña que un reloj de pared y un astronauta miden el tiempo de manera distinta, sin necesitar ni una fórmula. Debería haber empezado por ahí.</w:t>
+      </w:r>
+    </w:p>
+    <w:p>
+      <w:pPr>
+        <w:spacing w:after="200" w:before="0" w:line="340"/>
+      </w:pPr>
+      <w:r>
+        <w:rPr>
+          <w:rFonts w:ascii="Garamond" w:cs="Garamond" w:eastAsia="Garamond" w:hAnsi="Garamond"/>
+          <w:b w:val="false"/>
+          <w:bCs w:val="false"/>
+          <w:i w:val="false"/>
+          <w:iCs w:val="false"/>
+          <w:sz w:val="24"/>
+          <w:szCs w:val="24"/>
+        </w:rPr>
         <w:t xml:space="preserve">Si algo queda de estas páginas, espero que sea esto: que la próxima vez que alguien te diga que el tiempo pasa volando, no lo tomes como una queja sobre el reloj. Es un informe preciso sobre cuánto, últimamente, está entrando en tu horizonte.</w:t>
       </w:r>
     </w:p>
@@ -1689,6 +1870,23 @@
           <w:sz w:val="24"/>
           <w:szCs w:val="24"/>
         </w:rPr>
+        <w:t xml:space="preserve">Bloque de universo (block universe). La idea de que pasado, presente y futuro son igualmente reales; lo que cambia no es lo que existe, sino cuánto de ello un horizonte concreto puede visitar.</w:t>
+      </w:r>
+    </w:p>
+    <w:p>
+      <w:pPr>
+        <w:spacing w:after="200" w:before="0" w:line="340"/>
+      </w:pPr>
+      <w:r>
+        <w:rPr>
+          <w:rFonts w:ascii="Garamond" w:cs="Garamond" w:eastAsia="Garamond" w:hAnsi="Garamond"/>
+          <w:b w:val="false"/>
+          <w:bCs w:val="false"/>
+          <w:i w:val="false"/>
+          <w:iCs w:val="false"/>
+          <w:sz w:val="24"/>
+          <w:szCs w:val="24"/>
+        </w:rPr>
         <w:t xml:space="preserve">Evaporación de agujeros negros. El proceso por el que un horizonte pierde masa y desaparece, sin llevarse consigo la información que contuvo.</w:t>
       </w:r>
     </w:p>
@@ -1856,7 +2054,7 @@
           <w:sz w:val="24"/>
           <w:szCs w:val="24"/>
         </w:rPr>
-        <w:t>Lecturas: Eagleman, D. (2009), sobre percepción subjetiva del tiempo; Hasson, U. et al. (2012), brain-to-brain coupling; Csikszentmihalyi, M. (1990), Flow; Roenneberg, T. (2012), sobre desfase social; H.G. Wells, La Máquina del Tiempo (1895); Kip Thorne, Black Holes and Time Warps; S. Hawking (1992), sobre protección cronológica; I. Novikov, M. Friedman, F. Echeverria et al. (1990), sobre el principio de autoconsistencia; Roger Penrose, sobre la Past Hypothesis; H. Poincaré (1890), sobre el problema de los tres cuerpos y el origen del caos determinista; Marvel Studios, Avengers: Endgame (2019); Elan Mastai (2017), Todos nuestros presentes equivocados (All Our Wrong Todays).</w:t>
+        <w:t>Lecturas: Eagleman, D. (2009), sobre percepción subjetiva del tiempo; Hasson, U. et al. (2012), brain-to-brain coupling; Csikszentmihalyi, M. (1990), Flow; Roenneberg, T. (2012), sobre desfase social; Enrique Gaspar (1887), El Anacronópete; H.G. Wells, La Máquina del Tiempo (1895); Kip Thorne, Black Holes and Time Warps; S. Hawking (1992), sobre protección cronológica; I. Novikov, M. Friedman, F. Echeverria et al. (1990), sobre el principio de autoconsistencia; Roger Penrose, sobre la Past Hypothesis; H. Poincaré (1890), sobre el problema de los tres cuerpos y el origen del caos determinista; Marvel Studios, Avengers: Endgame (2019); Elan Mastai (2017), Todos nuestros presentes equivocados (All Our Wrong Todays); Kurt Vonnegut (1969), Matadero Cinco; Isaac Asimov (1955), El fin de la eternidad; Kaid-Salah Ferrón, S. &amp; Altarriba, E., El meu primer llibre de Relativitat.</w:t>
       </w:r>
     </w:p>
   </w:body>

--- a/camara/EHI_el_tiempo_que_no_pasa.docx
+++ b/camara/EHI_el_tiempo_que_no_pasa.docx
@@ -642,7 +642,7 @@
           <w:sz w:val="24"/>
           <w:szCs w:val="24"/>
         </w:rPr>
-        <w:t xml:space="preserve">No recordamos el tiempo como lo vivimos: lo reconstruimos. Cada vez que recordamos un evento, el cerebro lo reescribe, añade detalles que no estaban, omite otros que sí lo estaban. Dos personas que vivieron el mismo viaje, la misma discusión, la misma tarde de lluvia, pueden recordarla con duraciones radicalmente distintas, no porque una mienta, sino porque sus horizontes integraron el evento de manera diferente. El síndrome de Capgras lo confirma de forma dramática: los pacientes reconocen visualmente a sus seres queridos —la cara es idéntica— pero sienten que son impostores, porque el circuito que conecta el reconocimiento visual con la memoria emocional está dañado. Y con él, el tiempo compartido pierde densidad: las horas pasan sin que «ocurra» nada, porque falta la integración emocional que da peso al tiempo. El dolor crónico hace algo parecido por otra vía: el dolor agudo contrae el tiempo, cada segundo se expande hasta llenar la conciencia, pero tras meses o años de dolor constante el sistema deja de registrarlo como novedad, se convierte en línea de base, y con él el tiempo se aplana. Los días se vuelven intercambiables. Los pacientes lo describen con una precisión que la física debería tomar en serio: no es que el tiempo pase lento o rápido —es que deja de pasar—. El horizonte, saturado por una señal que no puede procesar ni ignorar, deja de generar la novedad que da densidad al tiempo. Es una especie de muerte temporal: la persona sigue viva, pero el tiempo ha dejado de ocurrir en ella.</w:t>
+        <w:t>No recordamos el tiempo como lo vivimos: lo reconstruimos. «A la selección natural no le importa si tu memoria es fiable», escribió el psicólogo Thomas Suddendorf. «La memoria es para el futuro» —no para archivar el pasado con precisión, sino para simular, con ese material impreciso, lo que todavía no ha ocurrido—. Cada vez que recordamos un evento, el cerebro lo reescribe, añade detalles que no estaban, omite otros que sí lo estaban. Dos personas que vivieron el mismo viaje, la misma discusión, la misma tarde de lluvia, pueden recordarla con duraciones radicalmente distintas, no porque una mienta, sino porque sus horizontes integraron el evento de manera diferente. El síndrome de Capgras lo confirma de forma dramática: los pacientes reconocen visualmente a sus seres queridos —la cara es idéntica— pero sienten que son impostores, porque el circuito que conecta el reconocimiento visual con la memoria emocional está dañado. Y con él, el tiempo compartido pierde densidad: las horas pasan sin que «ocurra» nada, porque falta la integración emocional que da peso al tiempo. El dolor crónico hace algo parecido por otra vía: el dolor agudo contrae el tiempo, cada segundo se expande hasta llenar la conciencia, pero tras meses o años de dolor constante el sistema deja de registrarlo como novedad, se convierte en línea de base, y con él el tiempo se aplana. Los días se vuelven intercambiables. Los pacientes lo describen con una precisión que la física debería tomar en serio: no es que el tiempo pase lento o rápido —es que deja de pasar—. El horizonte, saturado por una señal que no puede procesar ni ignorar, deja de generar la novedad que da densidad al tiempo. Es una especie de muerte temporal: la persona sigue viva, pero el tiempo ha dejado de ocurrir en ella.</w:t>
       </w:r>
     </w:p>
     <w:p>
@@ -710,7 +710,7 @@
           <w:sz w:val="24"/>
           <w:szCs w:val="24"/>
         </w:rPr>
-        <w:t xml:space="preserve">Esta densidad no se mide igual en todas partes. Hay un proverbio senegalés que dice que las personas blancas tienen muchos relojes, pero poco tiempo —una manera precisa de señalar que la abundancia de instrumentos para medir el tiempo no garantiza vivirlo con densidad, y puede incluso indicar lo contrario—. Los maoríes describen el futuro como algo hacia lo que caminamos de espaldas, mirando el pasado que se aleja: no porque el futuro no exista, sino porque nadie ha estado nunca allí para poder mirarlo de frente. Ninguna de las dos culturas necesitó la neurociencia para llegar a esta misma conclusión: que el tiempo no es una magnitud universal que todos gastamos igual, sino algo que cada sistema —biológico o cultural— organiza a su manera.</w:t>
+        <w:t>Esta densidad no se mide igual en todas partes. Hay un proverbio senegalés que dice que las personas blancas tienen muchos relojes, pero poco tiempo —una manera precisa de señalar que la abundancia de instrumentos para medir el tiempo no garantiza vivirlo con densidad, y puede incluso indicar lo contrario—. Los maoríes describen el futuro como algo hacia lo que caminamos de espaldas, mirando el pasado que se aleja: no porque el futuro no exista, sino porque nadie ha estado nunca allí para poder mirarlo de frente. El calendario maya, por su parte, nunca asumió que el tiempo fuera una sola línea que se recorre una vez: lo mide con tres ciclos entrelazados a la vez —el Tzolk'in ritual de 260 días, el Haab solar de 365, y la Cuenta Larga que sitúa cualquier fecha dentro de un ciclo de miles de años—, de modo que una fecha no es un punto en una recta, sino la coincidencia particular de varios ritmos que vuelven a repetirse. Ninguna de las tres culturas necesitó la neurociencia para llegar a esta misma conclusión: que el tiempo no es una magnitud universal que todos gastamos igual, sino algo que cada sistema —biológico o cultural— organiza a su manera.</w:t>
       </w:r>
     </w:p>
     <w:p>
@@ -1310,6 +1310,40 @@
           <w:sz w:val="24"/>
           <w:szCs w:val="24"/>
         </w:rPr>
+        <w:t xml:space="preserve">Interstellar añade un quinto caso a este mapa, y lo hace desde un ángulo que ninguno de los anteriores toca: la dilatación temporal gravitatoria real, la misma física —confirmada de manera espectacular en 2015, cuando el observatorio LIGO detectó por primera vez las ondas gravitatorias que Einstein había predicho un siglo antes— que corrige a diario los relojes de los satélites GPS. Cuando la tripulación desciende al planeta acuático que orbita el agujero negro Gargantúa, una hora en la superficie equivale a más de siete años para quien se queda en la nave. Cooper no viaja al pasado ni al futuro de nadie: su horizonte sigue un único hilo continuo, exactamente como el del Viajero de Wells. Lo único que cambia es la velocidad a la que ese hilo avanza respecto al de su hija Murph, que envejece en la Tierra mientras él apenas nota el paso de unas horas.</w:t>
+      </w:r>
+    </w:p>
+    <w:p>
+      <w:pPr>
+        <w:spacing w:after="200" w:before="0" w:line="340"/>
+      </w:pPr>
+      <w:r>
+        <w:rPr>
+          <w:rFonts w:ascii="Garamond" w:cs="Garamond" w:eastAsia="Garamond" w:hAnsi="Garamond"/>
+          <w:b w:val="false"/>
+          <w:bCs w:val="false"/>
+          <w:i w:val="false"/>
+          <w:iCs w:val="false"/>
+          <w:sz w:val="24"/>
+          <w:szCs w:val="24"/>
+        </w:rPr>
+        <w:t xml:space="preserve">La escena que de verdad le importa a este capítulo llega después, cuando Cooper cae en el horizonte de sucesos de Gargantúa y aparece dentro de un teseracto: una versión tridimensional infinita del dormitorio de Murph, replicado en cada instante de su infancia, desde el que Cooper puede empujar libros de la estantería pero no cruzar al otro lado. No hace falta viajar en el tiempo para tocar el pasado: basta con encontrar el canal correcto —aquí, la gravedad, la única fuerza que la película deja escapar a través de dimensiones superiores— y usarlo para dejar una señal. Cooper no le habla a su hija. Le manda código morse a través del segundero de un reloj. El mensaje tarda décadas en entenderse, pero llega exactamente al Cooper y a la Murph que tenían que recibirlo.</w:t>
+      </w:r>
+    </w:p>
+    <w:p>
+      <w:pPr>
+        <w:spacing w:after="200" w:before="0" w:line="340"/>
+      </w:pPr>
+      <w:r>
+        <w:rPr>
+          <w:rFonts w:ascii="Garamond" w:cs="Garamond" w:eastAsia="Garamond" w:hAnsi="Garamond"/>
+          <w:b w:val="false"/>
+          <w:bCs w:val="false"/>
+          <w:i w:val="false"/>
+          <w:iCs w:val="false"/>
+          <w:sz w:val="24"/>
+          <w:szCs w:val="24"/>
+        </w:rPr>
         <w:t xml:space="preserve">Puede que la razón por la que estas ficciones nos atraigan tanto no sea la física que ponen en juego, sino lo que dejan entrever sobre el horizonte de quien las mira. Cada uno de nosotros es, ahora mismo, alguien sin nave, sellando instantes que ya no volverá a tocar, a un ritmo de veinticuatro por segundo. No hay teseracto para el horizonte que escribe esto, ni para el que lo lee un rato después.</w:t>
       </w:r>
     </w:p>
@@ -2020,7 +2054,7 @@
           <w:sz w:val="24"/>
           <w:szCs w:val="24"/>
         </w:rPr>
-        <w:t xml:space="preserve">Lo que sabemos: la percepción subjetiva del tiempo no es un derivado pasivo del tiempo físico, sino un correlato medible de la tasa de codificación mnémica (Eagleman, 2009) y del acoplamiento neuronal entre interlocutores (Hasson et al., 2012); la dopamina calibra el reloj interno, y su ausencia en el Parkinson desincroniza sistemáticamente el tiempo percibido del tiempo ejecutado; el desfase social del jet lag (Roenneberg, 2012) tiene consecuencias de salud documentadas; la dilatación temporal gravitatoria está verificada a diario por los relojes de los satélites GPS; la conjetura de protección cronológica de Hawking (1992) y el principio de autoconsistencia de Novikov (1990) responden a preguntas distintas sobre las curvas temporales cerradas, y ninguna de las dos ha sido demostrada como ley fundamental.</w:t>
+        <w:t>Lo que sabemos: la percepción subjetiva del tiempo no es un derivado pasivo del tiempo físico, sino un correlato medible de la tasa de codificación mnémica (Eagleman, 2009) y del acoplamiento neuronal entre interlocutores (Hasson et al., 2012); la dopamina calibra el reloj interno, y su ausencia en el Parkinson desincroniza sistemáticamente el tiempo percibido del tiempo ejecutado; el desfase social del jet lag (Roenneberg, 2012) tiene consecuencias de salud documentadas; la dilatación temporal gravitatoria está verificada a diario por los relojes de los satélites GPS, y a escala mucho mayor por la detección directa de ondas gravitatorias (LIGO, 2015); la conjetura de protección cronológica de Hawking (1992) y el principio de autoconsistencia de Novikov (1990) responden a preguntas distintas sobre las curvas temporales cerradas, y ninguna de las dos ha sido demostrada como ley fundamental.</w:t>
       </w:r>
     </w:p>
     <w:p>
@@ -2054,7 +2088,7 @@
           <w:sz w:val="24"/>
           <w:szCs w:val="24"/>
         </w:rPr>
-        <w:t>Lecturas: Eagleman, D. (2009), sobre percepción subjetiva del tiempo; Hasson, U. et al. (2012), brain-to-brain coupling; Csikszentmihalyi, M. (1990), Flow; Roenneberg, T. (2012), sobre desfase social; Enrique Gaspar (1887), El Anacronópete; H.G. Wells, La Máquina del Tiempo (1895); Kip Thorne, Black Holes and Time Warps; S. Hawking (1992), sobre protección cronológica; I. Novikov, M. Friedman, F. Echeverria et al. (1990), sobre el principio de autoconsistencia; Roger Penrose, sobre la Past Hypothesis; H. Poincaré (1890), sobre el problema de los tres cuerpos y el origen del caos determinista; Marvel Studios, Avengers: Endgame (2019); Elan Mastai (2017), Todos nuestros presentes equivocados (All Our Wrong Todays); Kurt Vonnegut (1969), Matadero Cinco; Isaac Asimov (1955), El fin de la eternidad; Kaid-Salah Ferrón, S. &amp; Altarriba, E., El meu primer llibre de Relativitat.</w:t>
+        <w:t>Lecturas: Eagleman, D. (2009), sobre percepción subjetiva del tiempo; Hasson, U. et al. (2012), brain-to-brain coupling; Csikszentmihalyi, M. (1990), Flow; Roenneberg, T. (2012), sobre desfase social; Enrique Gaspar (1887), El Anacronópete; H.G. Wells, La Máquina del Tiempo (1895); Kip Thorne, Black Holes and Time Warps; S. Hawking (1992), sobre protección cronológica; I. Novikov, M. Friedman, F. Echeverria et al. (1990), sobre el principio de autoconsistencia; Roger Penrose, sobre la Past Hypothesis; H. Poincaré (1890), sobre el problema de los tres cuerpos y el origen del caos determinista; Marvel Studios, Avengers: Endgame (2019); Christopher Nolan, Interstellar (2014); Abbott, B.P. et al. (LIGO/Virgo, 2016), sobre la primera detección directa de ondas gravitatorias; Suddendorf, T., sobre la memoria como simulación del futuro; Elan Mastai (2017), Todos nuestros presentes equivocados (All Our Wrong Todays); Kurt Vonnegut (1969), Matadero Cinco; Isaac Asimov (1955), El fin de la eternidad; Kaid-Salah Ferrón, S. &amp; Altarriba, E., El meu primer llibre de Relativitat.</w:t>
       </w:r>
     </w:p>
   </w:body>

--- a/camara/EHI_el_tiempo_que_no_pasa.docx
+++ b/camara/EHI_el_tiempo_que_no_pasa.docx
@@ -1146,6 +1146,23 @@
           <w:sz w:val="24"/>
           <w:szCs w:val="24"/>
         </w:rPr>
+        <w:t xml:space="preserve">Hay, sin embargo, una diferencia entre lo que la física permite y lo que un horizonte puede de verdad habitar. Los tralfamadorianos ven las cuatro dimensiones a la vez, y la física no les lleva la contraria: pasado, presente y futuro son, en el bloque de universo, igualmente reales. Pero ningún horizonte conocido —ni el tuyo, ni el mío, ni el del archivista en el muelle— puede vivir ahí. El pasado y el futuro no existen para quien integra: existen, como mucho, como memoria y como anticipación, dos formas de presente disfrazadas de otra cosa. Solo existe el presente. Todo lo demás es la manera en que un horizonte, incapaz de visitar su propia lombriz de una sola vez, se cuenta a sí mismo una historia sobre lo que ya no puede tocar y lo que todavía no puede tocar.</w:t>
+      </w:r>
+    </w:p>
+    <w:p>
+      <w:pPr>
+        <w:spacing w:after="200" w:before="0" w:line="340"/>
+      </w:pPr>
+      <w:r>
+        <w:rPr>
+          <w:rFonts w:ascii="Garamond" w:cs="Garamond" w:eastAsia="Garamond" w:hAnsi="Garamond"/>
+          <w:b w:val="false"/>
+          <w:bCs w:val="false"/>
+          <w:i w:val="false"/>
+          <w:iCs w:val="false"/>
+          <w:sz w:val="24"/>
+          <w:szCs w:val="24"/>
+        </w:rPr>
         <w:t xml:space="preserve">Y que, mientras tanto, la orilla te sea suficiente.</w:t>
       </w:r>
     </w:p>
@@ -1574,6 +1591,23 @@
           <w:szCs w:val="24"/>
         </w:rPr>
         <w:t xml:space="preserve">Al final, Noÿs —la mujer de la que Harlan se enamora, que resulta venir de una historia sin Eternidad— lo convence de destruir la organización antes de que llegue a fundarse: no para salvar el futuro que ambos comparten, sino para devolverle a la especie entera el riesgo que la Eternidad le había estado robando, siglo a siglo, sin que nadie lo hubiera votado nunca. Es la paradoja más incómoda que ofrece este capítulo: el horizonte que cree haberse puesto a salvo del tiempo, protegiendo el suyo y el de todos los demás de cualquier daño, puede terminar siendo el único responsable de que ese tiempo, ya sin nada que temer, deje también de tener nada que ganar.</w:t>
+      </w:r>
+    </w:p>
+    <w:p>
+      <w:pPr>
+        <w:spacing w:after="200" w:before="0" w:line="340"/>
+      </w:pPr>
+      <w:r>
+        <w:rPr>
+          <w:rFonts w:ascii="Garamond" w:cs="Garamond" w:eastAsia="Garamond" w:hAnsi="Garamond"/>
+          <w:b w:val="false"/>
+          <w:bCs w:val="false"/>
+          <w:i w:val="false"/>
+          <w:iCs w:val="false"/>
+          <w:sz w:val="24"/>
+          <w:szCs w:val="24"/>
+        </w:rPr>
+        <w:t xml:space="preserve">El resto de este capítulo ha hablado de física y de ficción. La última lectura no necesita ninguna de las dos: solo un balón, un campo, y setenta años de gente real jugando la misma idea.</w:t>
       </w:r>
     </w:p>
     <w:p>

--- a/camara/EHI_el_tiempo_que_no_pasa.docx
+++ b/camara/EHI_el_tiempo_que_no_pasa.docx
@@ -592,6 +592,23 @@
           <w:szCs w:val="24"/>
         </w:rPr>
         <w:t xml:space="preserve">Si la conciencia tiene la estructura de un horizonte, su tiempo es una propiedad interna, no un parámetro externo que registra, sino una consecuencia de cómo integra. La tasa de integración del sistema —cuánta información nueva incorpora por unidad de tiempo cronológico— determina la densidad del tiempo subjetivo. Un niño de cuatro años integra a tasa altísima: cada input reconfigura el sistema, cada experiencia es nueva. Por eso una tarde de verano de la infancia tiene una densidad que una tarde adulta rara vez alcanza, no porque el niño sea más feliz, sino porque procesa más por unidad de tiempo. La vejez invierte el proceso: patrones muy consolidados, pocas entradas generan integración nueva. Los ancianos no mienten cuando dicen que el tiempo pasa más rápido. El dolor y el aburrimiento confirman el modelo desde el otro lado: el dolor sobrecarga el sistema con una señal que no se puede procesar ni ignorar, y la integración colapsa sobre sí misma en un bucle que no avanza; el aburrimiento ocurre cuando el sistema no recibe suficiente input para sostener integración, y el horizonte gira en vacío. En ambos casos el tiempo cronológico y el subjetivo se desacoplan de manera dramática —como en un atasco de tráfico, donde las manecillas avanzan pero tú no llegas a ningún sitio—. El flujo, el estado que Csikszentmihalyi documentó en artistas, deportistas y cirujanos, es el caso opuesto: tasa de integración máxima, el sistema absorbe sin fricción, y el tiempo desaparece.</w:t>
+      </w:r>
+    </w:p>
+    <w:p>
+      <w:pPr>
+        <w:spacing w:after="200" w:before="0" w:line="340"/>
+      </w:pPr>
+      <w:r>
+        <w:rPr>
+          <w:rFonts w:ascii="Garamond" w:cs="Garamond" w:eastAsia="Garamond" w:hAnsi="Garamond"/>
+          <w:b w:val="false"/>
+          <w:bCs w:val="false"/>
+          <w:i w:val="false"/>
+          <w:iCs w:val="false"/>
+          <w:sz w:val="24"/>
+          <w:szCs w:val="24"/>
+        </w:rPr>
+        <w:t xml:space="preserve">Pero que la densidad del tiempo varíe tanto no significa que todo en él sea negociable. Hay algo que ninguna densidad, por alta o baja que sea, invierte jamás: el orden causal. David Hume observó hace tres siglos que nunca vemos la causalidad en sí —solo vemos una bola golpear a otra y, después, la segunda moverse; inferimos la causa, no la percibimos—. Y sin embargo ningún horizonte, por más que distorsione la duración, confunde jamás qué bola se movió primero. La física confirma la intuición de Hume por un camino inesperado: la relatividad especial destruye la simultaneidad absoluta —dos observadores en movimiento relativo pueden discrepar sobre qué evento ocurrió antes, si los eventos no están causalmente conectados— pero deja intacto el orden causal. Si un evento puede, en principio, influir sobre otro, todos los observadores, sin excepción, coinciden en cuál fue antes. Lo único que la relatividad protege de la relatividad es la causa. Integrar información, para un horizonte, no es solo recibirla: es incorporarla en el lugar correcto de una cadena de causas, y esa cadena —a diferencia de la duración que produce, de la densidad que genera— no se comprime ni se dilata nunca. Puedes vivir tres horas de conversación como si fueran diez minutos. No puedes vivir el efecto antes que la causa.</w:t>
       </w:r>
     </w:p>
     <w:p>

--- a/camara/EHI_el_tiempo_que_no_pasa.docx
+++ b/camara/EHI_el_tiempo_que_no_pasa.docx
@@ -1465,6 +1465,23 @@
     </w:p>
     <w:p>
       <w:pPr>
+        <w:spacing w:after="200" w:before="0" w:line="340"/>
+      </w:pPr>
+      <w:r>
+        <w:rPr>
+          <w:rFonts w:ascii="Garamond" w:cs="Garamond" w:eastAsia="Garamond" w:hAnsi="Garamond"/>
+          <w:b w:val="false"/>
+          <w:bCs w:val="false"/>
+          <w:i w:val="false"/>
+          <w:iCs w:val="false"/>
+          <w:sz w:val="24"/>
+          <w:szCs w:val="24"/>
+        </w:rPr>
+        <w:t xml:space="preserve">Vale la pena detenerse en un detalle que la novela no subraya, pero que dice más que cualquiera de sus giros: Tom aprende, poco a poco, los gestos de John. Cómo se sirve el café. En qué lado de la cama duerme. El apodo que usa con su hermana. No son datos narrativos: son el horizonte ajeno filtrándose, gesto a gesto, en el suyo, hasta que deja de estar claro dónde termina la imitación y empieza la sustitución. Nadie decide ese tránsito. Simplemente ocurre, de la misma manera en que cualquiera que pasa el tiempo suficiente dentro de una vida que no eligió del todo —un trabajo, una ciudad, una relación heredada— termina hablando, sin darse cuenta, con la voz del papel que ocupa.</w:t>
+      </w:r>
+    </w:p>
+    <w:p>
+      <w:pPr>
         <w:pStyle w:val="Heading3"/>
         <w:spacing w:after="240" w:before="320"/>
       </w:pPr>
@@ -1547,6 +1564,23 @@
     </w:p>
     <w:p>
       <w:pPr>
+        <w:spacing w:after="200" w:before="0" w:line="340"/>
+      </w:pPr>
+      <w:r>
+        <w:rPr>
+          <w:rFonts w:ascii="Garamond" w:cs="Garamond" w:eastAsia="Garamond" w:hAnsi="Garamond"/>
+          <w:b w:val="false"/>
+          <w:bCs w:val="false"/>
+          <w:i w:val="false"/>
+          <w:iCs w:val="false"/>
+          <w:sz w:val="24"/>
+          <w:szCs w:val="24"/>
+        </w:rPr>
+        <w:t xml:space="preserve">Hay una escena que Vonnegut cuenta casi de pasada, sin subrayarla, y que por eso mismo se queda más tiempo del que debería: Billy, ya anciano, cuenta por la radio su secuestro alienígena y nadie le cree, y él no discute ni insiste, sigue hablando con la misma calma con la que describiría el tiempo que hace. No busca convencer a nadie de que el tiempo es una lombriz. Vive como si ya lo supiera, y esa certeza tranquila —ni eufórica ni aterrorizada— es quizás la actitud más honesta que la ficción ha producido frente a un horizonte que ha dejado de controlar el orden de lo que le pasa. So it goes no es resignación: es la frase que le queda a alguien que ha dejado de pedirle permiso al tiempo para doler.</w:t>
+      </w:r>
+    </w:p>
+    <w:p>
+      <w:pPr>
         <w:pStyle w:val="Heading3"/>
         <w:spacing w:after="240" w:before="320"/>
       </w:pPr>
@@ -1608,6 +1642,23 @@
           <w:szCs w:val="24"/>
         </w:rPr>
         <w:t xml:space="preserve">Al final, Noÿs —la mujer de la que Harlan se enamora, que resulta venir de una historia sin Eternidad— lo convence de destruir la organización antes de que llegue a fundarse: no para salvar el futuro que ambos comparten, sino para devolverle a la especie entera el riesgo que la Eternidad le había estado robando, siglo a siglo, sin que nadie lo hubiera votado nunca. Es la paradoja más incómoda que ofrece este capítulo: el horizonte que cree haberse puesto a salvo del tiempo, protegiendo el suyo y el de todos los demás de cualquier daño, puede terminar siendo el único responsable de que ese tiempo, ya sin nada que temer, deje también de tener nada que ganar.</w:t>
+      </w:r>
+    </w:p>
+    <w:p>
+      <w:pPr>
+        <w:spacing w:after="200" w:before="0" w:line="340"/>
+      </w:pPr>
+      <w:r>
+        <w:rPr>
+          <w:rFonts w:ascii="Garamond" w:cs="Garamond" w:eastAsia="Garamond" w:hAnsi="Garamond"/>
+          <w:b w:val="false"/>
+          <w:bCs w:val="false"/>
+          <w:i w:val="false"/>
+          <w:iCs w:val="false"/>
+          <w:sz w:val="24"/>
+          <w:szCs w:val="24"/>
+        </w:rPr>
+        <w:t xml:space="preserve">Conviene quedarse un momento más en la imagen final del libro, porque es la que de verdad paga toda la trama: Harlan, ya fuera de la Eternidad, mirando un futuro que nadie ha editado, sin saber si será mejor o peor que el que acaba de destruir. No hay alivio en esa imagen. Hay, como mucho, el mismo vértigo que siente cualquier horizonte cuando deja de tener un plan de contingencia para todo: la posibilidad, aterradora y necesaria, de que las cosas puedan salir mal de verdad. Asimov no premia a Harlan con un final feliz. Le devuelve, simplemente, el derecho a que su historia —y la de todos los que vendrán después— pueda fracasar.</w:t>
       </w:r>
     </w:p>
     <w:p>

--- a/camara/EHI_el_tiempo_que_no_pasa.docx
+++ b/camara/EHI_el_tiempo_que_no_pasa.docx
@@ -1194,24 +1194,24 @@
           <w:b/>
           <w:bCs/>
         </w:rPr>
-        <w:t>Lecturas: cinco paradojas del tiempo</w:t>
-      </w:r>
-    </w:p>
-    <w:p>
-      <w:pPr>
-        <w:spacing w:after="200" w:before="0" w:line="340"/>
-      </w:pPr>
-      <w:r>
-        <w:rPr>
-          <w:rFonts w:ascii="Garamond" w:cs="Garamond" w:eastAsia="Garamond" w:hAnsi="Garamond"/>
-          <w:b w:val="false"/>
-          <w:bCs w:val="false"/>
-          <w:i w:val="false"/>
-          <w:iCs w:val="false"/>
-          <w:sz w:val="24"/>
-          <w:szCs w:val="24"/>
-        </w:rPr>
-        <w:t>Cinco relatos ajenos, sometidos a la misma pregunta que el resto de este libro: qué le pasa al horizonte interior cuando alguien negocia con el tiempo, ya sea cruzándolo hacia atrás, ya sea aterrizando en un cuerpo que no es el suyo, ya sea perdiendo el orden en que le ocurre, ya sea creyendo que puede editar el de los demás sin pagar nada a cambio, ya sea dejándolo pasar de un cuerpo a otro.</w:t>
+        <w:t>Lecturas: cuatro paradojas del tiempo</w:t>
+      </w:r>
+    </w:p>
+    <w:p>
+      <w:pPr>
+        <w:spacing w:after="200" w:before="0" w:line="340"/>
+      </w:pPr>
+      <w:r>
+        <w:rPr>
+          <w:rFonts w:ascii="Garamond" w:cs="Garamond" w:eastAsia="Garamond" w:hAnsi="Garamond"/>
+          <w:b w:val="false"/>
+          <w:bCs w:val="false"/>
+          <w:i w:val="false"/>
+          <w:iCs w:val="false"/>
+          <w:sz w:val="24"/>
+          <w:szCs w:val="24"/>
+        </w:rPr>
+        <w:t>Cuatro relatos ajenos, sometidos a la misma pregunta que el resto de este libro: qué le pasa al horizonte interior cuando alguien negocia con el tiempo, ya sea cruzándolo hacia atrás, ya sea aterrizando en un cuerpo que no es el suyo, ya sea perdiendo el orden en que le ocurre, ya sea creyendo que puede editar el de los demás sin pagar nada a cambio.</w:t>
       </w:r>
     </w:p>
     <w:p>
@@ -1659,139 +1659,6 @@
           <w:szCs w:val="24"/>
         </w:rPr>
         <w:t xml:space="preserve">Conviene quedarse un momento más en la imagen final del libro, porque es la que de verdad paga toda la trama: Harlan, ya fuera de la Eternidad, mirando un futuro que nadie ha editado, sin saber si será mejor o peor que el que acaba de destruir. No hay alivio en esa imagen. Hay, como mucho, el mismo vértigo que siente cualquier horizonte cuando deja de tener un plan de contingencia para todo: la posibilidad, aterradora y necesaria, de que las cosas puedan salir mal de verdad. Asimov no premia a Harlan con un final feliz. Le devuelve, simplemente, el derecho a que su historia —y la de todos los que vendrán después— pueda fracasar.</w:t>
-      </w:r>
-    </w:p>
-    <w:p>
-      <w:pPr>
-        <w:spacing w:after="200" w:before="0" w:line="340"/>
-      </w:pPr>
-      <w:r>
-        <w:rPr>
-          <w:rFonts w:ascii="Garamond" w:cs="Garamond" w:eastAsia="Garamond" w:hAnsi="Garamond"/>
-          <w:b w:val="false"/>
-          <w:bCs w:val="false"/>
-          <w:i w:val="false"/>
-          <w:iCs w:val="false"/>
-          <w:sz w:val="24"/>
-          <w:szCs w:val="24"/>
-        </w:rPr>
-        <w:t xml:space="preserve">El resto de este capítulo ha hablado de física y de ficción. La última lectura no necesita ninguna de las dos: solo un balón, un campo, y setenta años de gente real jugando la misma idea.</w:t>
-      </w:r>
-    </w:p>
-    <w:p>
-      <w:pPr>
-        <w:pStyle w:val="Heading3"/>
-        <w:spacing w:after="240" w:before="320"/>
-      </w:pPr>
-      <w:r>
-        <w:rPr>
-          <w:rFonts w:ascii="Garamond" w:cs="Garamond" w:eastAsia="Garamond" w:hAnsi="Garamond"/>
-          <w:b/>
-          <w:bCs/>
-        </w:rPr>
-        <w:t xml:space="preserve">Historia de un relevo</w:t>
-      </w:r>
-    </w:p>
-    <w:p>
-      <w:pPr>
-        <w:spacing w:after="200" w:before="0" w:line="340"/>
-      </w:pPr>
-      <w:r>
-        <w:rPr>
-          <w:rFonts w:ascii="Garamond" w:cs="Garamond" w:eastAsia="Garamond" w:hAnsi="Garamond"/>
-          <w:b w:val="false"/>
-          <w:bCs w:val="false"/>
-          <w:i w:val="false"/>
-          <w:iCs w:val="false"/>
-          <w:sz w:val="24"/>
-          <w:szCs w:val="24"/>
-        </w:rPr>
-        <w:t xml:space="preserve">Una idea no pesa nada. No ocupa lugar. Y sin embargo, cuando está bien integrada —cuando cada una de sus partes remite a todas las demás y ninguna puede extraerse sin que el conjunto se derrumbe— se comporta como si tuviera masa. Atrae. Curva a su alrededor las trayectorias de quienes se le acercan.</w:t>
-      </w:r>
-    </w:p>
-    <w:p>
-      <w:pPr>
-        <w:spacing w:after="200" w:before="0" w:line="340"/>
-      </w:pPr>
-      <w:r>
-        <w:rPr>
-          <w:rFonts w:ascii="Garamond" w:cs="Garamond" w:eastAsia="Garamond" w:hAnsi="Garamond"/>
-          <w:b w:val="false"/>
-          <w:bCs w:val="false"/>
-          <w:i w:val="false"/>
-          <w:iCs w:val="false"/>
-          <w:sz w:val="24"/>
-          <w:szCs w:val="24"/>
-        </w:rPr>
-        <w:t xml:space="preserve">El 19 de julio de 2026, España ganó su segundo Mundial: un gol en la prórroga, minuto 106, uno a cero. Dieciséis años antes, en Johannesburgo, había ganado el primero: un gol en la prórroga, minuto 116, uno a cero. La simetría no es casual ni es magia. Es lo que ocurre cuando el mismo patrón atraviesa dos cuerpos distintos.</w:t>
-      </w:r>
-    </w:p>
-    <w:p>
-      <w:pPr>
-        <w:spacing w:after="200" w:before="0" w:line="340"/>
-      </w:pPr>
-      <w:r>
-        <w:rPr>
-          <w:rFonts w:ascii="Garamond" w:cs="Garamond" w:eastAsia="Garamond" w:hAnsi="Garamond"/>
-          <w:b w:val="false"/>
-          <w:bCs w:val="false"/>
-          <w:i w:val="false"/>
-          <w:iCs w:val="false"/>
-          <w:sz w:val="24"/>
-          <w:szCs w:val="24"/>
-        </w:rPr>
-        <w:t xml:space="preserve">Conviene fechar el origen. Johan Cruyff llegó a Barcelona en 1973 y, al volver como entrenador en 1988, hizo algo que casi nadie hace: convirtió su intuición en estructura. La Masia dejó de ser una residencia de niños con talento para convertirse en un dispositivo de transmisión, un lugar donde el patrón podía replicarse en cuerpos nuevos antes de que el cuerpo original se apagara. El estilo de Cruyff cumple, con una exactitud incómoda, la definición de un sistema con información integrada: no es una lista de instrucciones que se pueda desmontar pieza a pieza, sino una totalidad donde la presión explica la posesión, la posesión explica la posición. Quítale un elemento y no obtienes el estilo menos ese elemento: obtienes ruido.</w:t>
-      </w:r>
-    </w:p>
-    <w:p>
-      <w:pPr>
-        <w:spacing w:after="200" w:before="0" w:line="340"/>
-      </w:pPr>
-      <w:r>
-        <w:rPr>
-          <w:rFonts w:ascii="Garamond" w:cs="Garamond" w:eastAsia="Garamond" w:hAnsi="Garamond"/>
-          <w:b w:val="false"/>
-          <w:bCs w:val="false"/>
-          <w:i w:val="false"/>
-          <w:iCs w:val="false"/>
-          <w:sz w:val="24"/>
-          <w:szCs w:val="24"/>
-        </w:rPr>
-        <w:t xml:space="preserve">Y como todo sistema con horizonte, plantea la pregunta de una estrella que colapsa: ¿qué sale de ahí? La respuesta física es radiación —información degradada pero no nula, que escapa mientras el sistema se evapora—. La respuesta futbolística es discípulos. Pep Guardiola, formado dentro del horizonte, salió llevando el patrón consigo y, al volver al banquillo en 2008, no inventó: amplificó. El patrón cruzó después un horizonte que no era el suyo —la selección española, colonizada por la idea bajo Vicente del Bosque, ganó Sudáfrica 2010 con la columna vertebral del Barça—. Luis Enrique lo llevó a un triplete en 2015 y a dos Champions con el París Saint-Germain. Xavi, de vuelta al Camp Nou, demostró el reverso de la teoría: Φ no se instala una vez y para siempre, se sostiene, y basta con que quien lo sostiene baje la guardia para que el ruido vuelva a entrar —él mismo lo explicó así tras marcharse en 2024—. Hansi Flick, que no había pisado La Masia en su vida, lo devolvió en su primera temporada: el patrón no exige un canterano, exige solo que alguien aplique la disciplina de la totalidad sin relajarla nunca. Cuando el primer cuerpo envejeció del todo —Xavi se fue, Iniesta se fue, Cruyff murió en 2016—, Luis de la Fuente heredó una generación criada entera dentro del patrón y ganó con ella la Eurocopa de 2024 y el Mundial de 2026.</w:t>
-      </w:r>
-    </w:p>
-    <w:p>
-      <w:pPr>
-        <w:spacing w:after="200" w:before="0" w:line="340"/>
-      </w:pPr>
-      <w:r>
-        <w:rPr>
-          <w:rFonts w:ascii="Garamond" w:cs="Garamond" w:eastAsia="Garamond" w:hAnsi="Garamond"/>
-          <w:b w:val="false"/>
-          <w:bCs w:val="false"/>
-          <w:i w:val="false"/>
-          <w:iCs w:val="false"/>
-          <w:sz w:val="24"/>
-          <w:szCs w:val="24"/>
-        </w:rPr>
-        <w:t xml:space="preserve">Hay una segunda vía de transmisión, más directa, que no necesita institución ni intermediario. En 2007, para un calendario benéfico, un jugador del Barça de veinte años posó bañando a un bebé de meses. El jugador era Lionel Messi. El bebé era Lamine Yamal. Diecinueve años después, esos dos cuerpos volvieron a tocarse: en el césped del MetLife Stadium, minutos después del pitido final, el niño de la fotografía —campeón del mundo a los diecinueve— abrazó al hombre de la fotografía, que acababa de perder la final de su sexto y último Mundial, a los treinta y nueve. Dos partículas que se tocaron una vez quedan correlacionadas para siempre, a cualquier distancia. La distancia, aquí, era temporal: diecinueve años. Messi perdió contra la idea que él mismo había ayudado a transmitir, jugada por un niño al que había bañado. La información no siente lealtad por los cuerpos que atraviesa. Los usa, los agradece a su manera, y sigue.</w:t>
-      </w:r>
-    </w:p>
-    <w:p>
-      <w:pPr>
-        <w:spacing w:after="200" w:before="0" w:line="340"/>
-      </w:pPr>
-      <w:r>
-        <w:rPr>
-          <w:rFonts w:ascii="Garamond" w:cs="Garamond" w:eastAsia="Garamond" w:hAnsi="Garamond"/>
-          <w:b w:val="false"/>
-          <w:bCs w:val="false"/>
-          <w:i w:val="false"/>
-          <w:iCs w:val="false"/>
-          <w:sz w:val="24"/>
-          <w:szCs w:val="24"/>
-        </w:rPr>
-        <w:t xml:space="preserve">Un sistema y un jugador no transmiten la información de la misma manera, y la física, también aquí, ofrece dos mecanismos complementarios: uno lento e institucional, que necesita de alguien dispuesto a diseñar la estructura una y otra vez; otro directo, que basta un contacto para dejar una correlación que ninguna distancia deshace después. Eso es un horizonte interior: aquello que persiste cuando todo lo que lo sostenía se ha evaporado. Lo que de verdad importa de alguien —su manera de mirar, de pensar, de estar en el mundo— no muere con su cuerpo. Se transmite, salta a otros cuerpos, cruza fronteras que no le corresponden. No somos nuestro cuerpo. Somos el patrón que dejamos pasar a través de él.</w:t>
       </w:r>
     </w:p>
     <w:p>

--- a/camara/EHI_el_tiempo_que_no_pasa.docx
+++ b/camara/EHI_el_tiempo_que_no_pasa.docx
@@ -728,6 +728,23 @@
           <w:szCs w:val="24"/>
         </w:rPr>
         <w:t>Esta densidad no se mide igual en todas partes. Hay un proverbio senegalés que dice que las personas blancas tienen muchos relojes, pero poco tiempo —una manera precisa de señalar que la abundancia de instrumentos para medir el tiempo no garantiza vivirlo con densidad, y puede incluso indicar lo contrario—. Los maoríes describen el futuro como algo hacia lo que caminamos de espaldas, mirando el pasado que se aleja: no porque el futuro no exista, sino porque nadie ha estado nunca allí para poder mirarlo de frente. El calendario maya, por su parte, nunca asumió que el tiempo fuera una sola línea que se recorre una vez: lo mide con tres ciclos entrelazados a la vez —el Tzolk'in ritual de 260 días, el Haab solar de 365, y la Cuenta Larga que sitúa cualquier fecha dentro de un ciclo de miles de años—, de modo que una fecha no es un punto en una recta, sino la coincidencia particular de varios ritmos que vuelven a repetirse. Ninguna de las tres culturas necesitó la neurociencia para llegar a esta misma conclusión: que el tiempo no es una magnitud universal que todos gastamos igual, sino algo que cada sistema —biológico o cultural— organiza a su manera.</w:t>
+      </w:r>
+    </w:p>
+    <w:p>
+      <w:pPr>
+        <w:spacing w:after="200" w:before="0" w:line="340"/>
+      </w:pPr>
+      <w:r>
+        <w:rPr>
+          <w:rFonts w:ascii="Garamond" w:cs="Garamond" w:eastAsia="Garamond" w:hAnsi="Garamond"/>
+          <w:b w:val="false"/>
+          <w:bCs w:val="false"/>
+          <w:i w:val="false"/>
+          <w:iCs w:val="false"/>
+          <w:sz w:val="24"/>
+          <w:szCs w:val="24"/>
+        </w:rPr>
+        <w:t xml:space="preserve">Conviene decir algo que las páginas anteriores no han dicho: la densidad no se reparte igual. Un repartidor que pedalea nueve horas persiguiendo notificaciones no vive un tiempo lento: vive, casi siempre, el reverso exacto de la integración —alerta constante, atención fragmentada entre pedidos, un reloj externo que corta cada tarea antes de que la anterior termine de asentarse—, y ese régimen puede ser denso en estímulos y, aun así, pobre en la clase de novedad que este modelo llama integración. La densidad temporal no depende solo de neuroquímica: depende también de tener el tiempo, literalmente, disponible para prestarle a algo la atención sostenida que la integración exige. Un horizonte puede llegar con toda su maquinaria biológica intacta y no encontrar nunca el margen —la ausencia de urgencia, el rato que nadie le reclama— que esa maquinaria necesita para funcionar. Quien escribe esto lo hace, conviene decirlo, desde la clase de horizonte que puede permitirse sentarse bajo un olivo a medir sombras.</w:t>
       </w:r>
     </w:p>
     <w:p>

--- a/camara/EHI_el_tiempo_que_no_pasa.docx
+++ b/camara/EHI_el_tiempo_que_no_pasa.docx
@@ -1223,7 +1223,7 @@
           <w:rFonts w:ascii="Garamond" w:cs="Garamond" w:eastAsia="Garamond" w:hAnsi="Garamond"/>
           <w:b w:val="false"/>
           <w:bCs w:val="false"/>
-          <w:i w:val="false"/>
+          <w:i/>
           <w:iCs w:val="false"/>
           <w:sz w:val="24"/>
           <w:szCs w:val="24"/>
